--- a/assets/kj1sj.docx
+++ b/assets/kj1sj.docx
@@ -1,12 +1,13 @@
 
 <file path=word/document.xml><?xml version="1.0" encoding="utf-8"?>
-<w:document xmlns:wpc="http://schemas.microsoft.com/office/word/2010/wordprocessingCanvas" xmlns:cx="http://schemas.microsoft.com/office/drawing/2014/chartex" xmlns:cx1="http://schemas.microsoft.com/office/drawing/2015/9/8/chartex" xmlns:cx2="http://schemas.microsoft.com/office/drawing/2015/10/21/chartex" xmlns:cx3="http://schemas.microsoft.com/office/drawing/2016/5/9/chartex" xmlns:cx4="http://schemas.microsoft.com/office/drawing/2016/5/10/chartex" xmlns:cx5="http://schemas.microsoft.com/office/drawing/2016/5/11/chartex" xmlns:cx6="http://schemas.microsoft.com/office/drawing/2016/5/12/chartex" xmlns:cx7="http://schemas.microsoft.com/office/drawing/2016/5/13/chartex" xmlns:cx8="http://schemas.microsoft.com/office/drawing/2016/5/14/chartex" xmlns:mc="http://schemas.openxmlformats.org/markup-compatibility/2006" xmlns:aink="http://schemas.microsoft.com/office/drawing/2016/ink" xmlns:am3d="http://schemas.microsoft.com/office/drawing/2017/model3d" xmlns:o="urn:schemas-microsoft-com:office:office" xmlns:oel="http://schemas.microsoft.com/office/2019/extlst" xmlns:r="http://schemas.openxmlformats.org/officeDocument/2006/relationships" xmlns:m="http://schemas.openxmlformats.org/officeDocument/2006/math" xmlns:v="urn:schemas-microsoft-com:vml" xmlns:wp14="http://schemas.microsoft.com/office/word/2010/wordprocessingDrawing" xmlns:wp="http://schemas.openxmlformats.org/drawingml/2006/wordprocessingDrawing" xmlns:w10="urn:schemas-microsoft-com:office:word" xmlns:w="http://schemas.openxmlformats.org/wordprocessingml/2006/main" xmlns:w14="http://schemas.microsoft.com/office/word/2010/wordml" xmlns:w15="http://schemas.microsoft.com/office/word/2012/wordml" xmlns:w16cex="http://schemas.microsoft.com/office/word/2018/wordml/cex" xmlns:w16cid="http://schemas.microsoft.com/office/word/2016/wordml/cid" xmlns:w16="http://schemas.microsoft.com/office/word/2018/wordml" xmlns:w16du="http://schemas.microsoft.com/office/word/2023/wordml/word16du" xmlns:w16sdtdh="http://schemas.microsoft.com/office/word/2020/wordml/sdtdatahash" xmlns:w16se="http://schemas.microsoft.com/office/word/2015/wordml/symex" xmlns:wpg="http://schemas.microsoft.com/office/word/2010/wordprocessingGroup" xmlns:wpi="http://schemas.microsoft.com/office/word/2010/wordprocessingInk" xmlns:wne="http://schemas.microsoft.com/office/word/2006/wordml" xmlns:wps="http://schemas.microsoft.com/office/word/2010/wordprocessingShape" mc:Ignorable="w14 w15 w16se w16cid w16 w16cex w16sdtdh w16du wp14">
+<w:document xmlns:wpc="http://schemas.microsoft.com/office/word/2010/wordprocessingCanvas" xmlns:cx="http://schemas.microsoft.com/office/drawing/2014/chartex" xmlns:cx1="http://schemas.microsoft.com/office/drawing/2015/9/8/chartex" xmlns:cx2="http://schemas.microsoft.com/office/drawing/2015/10/21/chartex" xmlns:cx3="http://schemas.microsoft.com/office/drawing/2016/5/9/chartex" xmlns:cx4="http://schemas.microsoft.com/office/drawing/2016/5/10/chartex" xmlns:cx5="http://schemas.microsoft.com/office/drawing/2016/5/11/chartex" xmlns:cx6="http://schemas.microsoft.com/office/drawing/2016/5/12/chartex" xmlns:cx7="http://schemas.microsoft.com/office/drawing/2016/5/13/chartex" xmlns:cx8="http://schemas.microsoft.com/office/drawing/2016/5/14/chartex" xmlns:mc="http://schemas.openxmlformats.org/markup-compatibility/2006" xmlns:aink="http://schemas.microsoft.com/office/drawing/2016/ink" xmlns:am3d="http://schemas.microsoft.com/office/drawing/2017/model3d" xmlns:o="urn:schemas-microsoft-com:office:office" xmlns:oel="http://schemas.microsoft.com/office/2019/extlst" xmlns:r="http://schemas.openxmlformats.org/officeDocument/2006/relationships" xmlns:m="http://schemas.openxmlformats.org/officeDocument/2006/math" xmlns:v="urn:schemas-microsoft-com:vml" xmlns:wp14="http://schemas.microsoft.com/office/word/2010/wordprocessingDrawing" xmlns:wp="http://schemas.openxmlformats.org/drawingml/2006/wordprocessingDrawing" xmlns:w10="urn:schemas-microsoft-com:office:word" xmlns:w="http://schemas.openxmlformats.org/wordprocessingml/2006/main" xmlns:w14="http://schemas.microsoft.com/office/word/2010/wordml" xmlns:w15="http://schemas.microsoft.com/office/word/2012/wordml" xmlns:w16cex="http://schemas.microsoft.com/office/word/2018/wordml/cex" xmlns:w16cid="http://schemas.microsoft.com/office/word/2016/wordml/cid" xmlns:w16="http://schemas.microsoft.com/office/word/2018/wordml" xmlns:w16du="http://schemas.microsoft.com/office/word/2023/wordml/word16du" xmlns:w16sdtdh="http://schemas.microsoft.com/office/word/2020/wordml/sdtdatahash" xmlns:w16sdtfl="http://schemas.microsoft.com/office/word/2024/wordml/sdtformatlock" xmlns:w16se="http://schemas.microsoft.com/office/word/2015/wordml/symex" xmlns:wpg="http://schemas.microsoft.com/office/word/2010/wordprocessingGroup" xmlns:wpi="http://schemas.microsoft.com/office/word/2010/wordprocessingInk" xmlns:wne="http://schemas.microsoft.com/office/word/2006/wordml" xmlns:wps="http://schemas.microsoft.com/office/word/2010/wordprocessingShape" mc:Ignorable="w14 w15 w16se w16cid w16 w16cex w16sdtdh w16sdtfl w16du wp14">
   <w:body>
     <w:p>
       <w:pPr>
         <w:ind w:firstLineChars="0" w:firstLine="0"/>
         <w:jc w:val="center"/>
         <w:rPr>
+          <w:rFonts w:hint="eastAsia"/>
           <w:b/>
           <w:bCs/>
           <w:sz w:val="28"/>
@@ -69,6 +70,7 @@
               <w:ind w:firstLineChars="0" w:firstLine="0"/>
               <w:jc w:val="center"/>
               <w:rPr>
+                <w:rFonts w:hint="eastAsia"/>
                 <w:sz w:val="21"/>
                 <w:szCs w:val="21"/>
               </w:rPr>
@@ -107,13 +109,13 @@
         <w:tc>
           <w:tcPr>
             <w:tcW w:w="1135" w:type="dxa"/>
-            <w:shd w:val="clear" w:color="auto" w:fill="auto"/>
             <w:vAlign w:val="center"/>
           </w:tcPr>
           <w:p>
             <w:pPr>
               <w:ind w:firstLineChars="0" w:firstLine="0"/>
               <w:rPr>
+                <w:rFonts w:hint="eastAsia"/>
                 <w:sz w:val="21"/>
                 <w:szCs w:val="21"/>
               </w:rPr>
@@ -131,13 +133,13 @@
         <w:tc>
           <w:tcPr>
             <w:tcW w:w="2693" w:type="dxa"/>
-            <w:shd w:val="clear" w:color="auto" w:fill="auto"/>
             <w:vAlign w:val="center"/>
           </w:tcPr>
           <w:p>
             <w:pPr>
               <w:ind w:left="210" w:hangingChars="100" w:hanging="210"/>
               <w:rPr>
+                <w:rFonts w:hint="eastAsia"/>
                 <w:sz w:val="21"/>
                 <w:szCs w:val="21"/>
               </w:rPr>
@@ -155,13 +157,13 @@
         <w:tc>
           <w:tcPr>
             <w:tcW w:w="709" w:type="dxa"/>
-            <w:shd w:val="clear" w:color="auto" w:fill="auto"/>
             <w:vAlign w:val="center"/>
           </w:tcPr>
           <w:p>
             <w:pPr>
               <w:ind w:left="210" w:hangingChars="100" w:hanging="210"/>
               <w:rPr>
+                <w:rFonts w:hint="eastAsia"/>
                 <w:sz w:val="21"/>
                 <w:szCs w:val="21"/>
               </w:rPr>
@@ -179,13 +181,13 @@
         <w:tc>
           <w:tcPr>
             <w:tcW w:w="1842" w:type="dxa"/>
-            <w:shd w:val="clear" w:color="auto" w:fill="auto"/>
             <w:vAlign w:val="center"/>
           </w:tcPr>
           <w:p>
             <w:pPr>
               <w:ind w:left="210" w:hangingChars="100" w:hanging="210"/>
               <w:rPr>
+                <w:rFonts w:hint="eastAsia"/>
                 <w:sz w:val="21"/>
                 <w:szCs w:val="21"/>
               </w:rPr>
@@ -203,13 +205,13 @@
         <w:tc>
           <w:tcPr>
             <w:tcW w:w="709" w:type="dxa"/>
-            <w:shd w:val="clear" w:color="auto" w:fill="auto"/>
             <w:vAlign w:val="center"/>
           </w:tcPr>
           <w:p>
             <w:pPr>
               <w:ind w:left="210" w:hangingChars="100" w:hanging="210"/>
               <w:rPr>
+                <w:rFonts w:hint="eastAsia"/>
                 <w:sz w:val="21"/>
                 <w:szCs w:val="21"/>
               </w:rPr>
@@ -227,13 +229,13 @@
         <w:tc>
           <w:tcPr>
             <w:tcW w:w="1559" w:type="dxa"/>
-            <w:shd w:val="clear" w:color="auto" w:fill="auto"/>
             <w:vAlign w:val="center"/>
           </w:tcPr>
           <w:p>
             <w:pPr>
               <w:ind w:left="210" w:hangingChars="100" w:hanging="210"/>
               <w:rPr>
+                <w:rFonts w:hint="eastAsia"/>
                 <w:sz w:val="21"/>
                 <w:szCs w:val="21"/>
               </w:rPr>
@@ -256,13 +258,13 @@
         <w:tc>
           <w:tcPr>
             <w:tcW w:w="1135" w:type="dxa"/>
-            <w:shd w:val="clear" w:color="auto" w:fill="auto"/>
             <w:vAlign w:val="center"/>
           </w:tcPr>
           <w:p>
             <w:pPr>
               <w:ind w:firstLineChars="0" w:firstLine="0"/>
               <w:rPr>
+                <w:rFonts w:hint="eastAsia"/>
                 <w:sz w:val="21"/>
                 <w:szCs w:val="21"/>
               </w:rPr>
@@ -281,13 +283,13 @@
           <w:tcPr>
             <w:tcW w:w="7512" w:type="dxa"/>
             <w:gridSpan w:val="5"/>
-            <w:shd w:val="clear" w:color="auto" w:fill="auto"/>
             <w:vAlign w:val="center"/>
           </w:tcPr>
           <w:p>
             <w:pPr>
               <w:ind w:left="210" w:hangingChars="100" w:hanging="210"/>
               <w:rPr>
+                <w:rFonts w:hint="eastAsia"/>
                 <w:sz w:val="21"/>
                 <w:szCs w:val="21"/>
               </w:rPr>
@@ -307,12 +309,12 @@
         <w:tc>
           <w:tcPr>
             <w:tcW w:w="1135" w:type="dxa"/>
-            <w:shd w:val="clear" w:color="auto" w:fill="auto"/>
           </w:tcPr>
           <w:p>
             <w:pPr>
               <w:ind w:firstLineChars="0" w:firstLine="0"/>
               <w:rPr>
+                <w:rFonts w:hint="eastAsia"/>
                 <w:sz w:val="21"/>
                 <w:szCs w:val="21"/>
               </w:rPr>
@@ -331,13 +333,13 @@
           <w:tcPr>
             <w:tcW w:w="7512" w:type="dxa"/>
             <w:gridSpan w:val="5"/>
-            <w:shd w:val="clear" w:color="auto" w:fill="auto"/>
           </w:tcPr>
           <w:p>
             <w:pPr>
               <w:ind w:firstLineChars="0" w:firstLine="0"/>
               <w:jc w:val="left"/>
               <w:rPr>
+                <w:rFonts w:hint="eastAsia"/>
                 <w:sz w:val="21"/>
                 <w:szCs w:val="21"/>
               </w:rPr>
@@ -372,6 +374,7 @@
             <w:pPr>
               <w:ind w:firstLineChars="0" w:firstLine="0"/>
               <w:rPr>
+                <w:rFonts w:hint="eastAsia"/>
                 <w:sz w:val="21"/>
                 <w:szCs w:val="21"/>
               </w:rPr>
@@ -460,6 +463,7 @@
               <w:ind w:firstLineChars="0" w:firstLine="0"/>
               <w:jc w:val="center"/>
               <w:rPr>
+                <w:rFonts w:hint="eastAsia"/>
                 <w:sz w:val="21"/>
                 <w:szCs w:val="21"/>
               </w:rPr>
@@ -480,12 +484,12 @@
           <w:tcPr>
             <w:tcW w:w="8647" w:type="dxa"/>
             <w:gridSpan w:val="6"/>
-            <w:shd w:val="clear" w:color="auto" w:fill="auto"/>
           </w:tcPr>
           <w:p>
             <w:pPr>
               <w:ind w:left="210" w:hangingChars="100" w:hanging="210"/>
               <w:rPr>
+                <w:rFonts w:hint="eastAsia"/>
                 <w:sz w:val="21"/>
                 <w:szCs w:val="21"/>
               </w:rPr>
@@ -503,6 +507,7 @@
             <w:pPr>
               <w:ind w:firstLineChars="0" w:firstLine="0"/>
               <w:rPr>
+                <w:rFonts w:hint="eastAsia"/>
                 <w:sz w:val="21"/>
                 <w:szCs w:val="21"/>
               </w:rPr>
@@ -520,6 +525,7 @@
             <w:pPr>
               <w:ind w:firstLineChars="0" w:firstLine="0"/>
               <w:rPr>
+                <w:rFonts w:hint="eastAsia"/>
                 <w:color w:val="AEAAAA" w:themeColor="background2" w:themeShade="BF"/>
                 <w:sz w:val="21"/>
                 <w:szCs w:val="21"/>
@@ -548,6 +554,7 @@
               <w:ind w:firstLineChars="0" w:firstLine="0"/>
               <w:jc w:val="center"/>
               <w:rPr>
+                <w:rFonts w:hint="eastAsia"/>
                 <w:sz w:val="21"/>
                 <w:szCs w:val="21"/>
               </w:rPr>
@@ -568,13 +575,13 @@
           <w:tcPr>
             <w:tcW w:w="8647" w:type="dxa"/>
             <w:gridSpan w:val="6"/>
-            <w:shd w:val="clear" w:color="auto" w:fill="auto"/>
           </w:tcPr>
           <w:p>
             <w:pPr>
               <w:ind w:firstLineChars="0" w:firstLine="0"/>
               <w:jc w:val="left"/>
               <w:rPr>
+                <w:rFonts w:hint="eastAsia"/>
                 <w:sz w:val="21"/>
                 <w:szCs w:val="21"/>
               </w:rPr>
@@ -593,6 +600,7 @@
               <w:ind w:firstLineChars="0" w:firstLine="0"/>
               <w:jc w:val="left"/>
               <w:rPr>
+                <w:rFonts w:hint="eastAsia"/>
                 <w:sz w:val="21"/>
                 <w:szCs w:val="21"/>
               </w:rPr>
@@ -611,6 +619,7 @@
               <w:ind w:firstLineChars="0" w:firstLine="0"/>
               <w:jc w:val="left"/>
               <w:rPr>
+                <w:rFonts w:hint="eastAsia"/>
                 <w:sz w:val="21"/>
                 <w:szCs w:val="21"/>
               </w:rPr>
@@ -644,6 +653,7 @@
               <w:ind w:firstLineChars="0" w:firstLine="0"/>
               <w:jc w:val="left"/>
               <w:rPr>
+                <w:rFonts w:hint="eastAsia"/>
                 <w:sz w:val="21"/>
                 <w:szCs w:val="21"/>
               </w:rPr>
@@ -671,6 +681,7 @@
               <w:ind w:firstLineChars="0" w:firstLine="0"/>
               <w:jc w:val="center"/>
               <w:rPr>
+                <w:rFonts w:hint="eastAsia"/>
                 <w:sz w:val="21"/>
                 <w:szCs w:val="21"/>
               </w:rPr>
@@ -694,7 +705,6 @@
           <w:tcPr>
             <w:tcW w:w="8647" w:type="dxa"/>
             <w:gridSpan w:val="6"/>
-            <w:shd w:val="clear" w:color="auto" w:fill="auto"/>
           </w:tcPr>
           <w:p>
             <w:pPr>
@@ -738,6 +748,7 @@
                   <w:pPr>
                     <w:ind w:firstLineChars="0" w:firstLine="0"/>
                     <w:rPr>
+                      <w:rFonts w:hint="eastAsia"/>
                       <w:sz w:val="21"/>
                       <w:szCs w:val="21"/>
                     </w:rPr>
@@ -760,6 +771,7 @@
                   <w:pPr>
                     <w:ind w:firstLineChars="0" w:firstLine="0"/>
                     <w:rPr>
+                      <w:rFonts w:hint="eastAsia"/>
                       <w:sz w:val="21"/>
                       <w:szCs w:val="21"/>
                     </w:rPr>
@@ -782,6 +794,7 @@
                   <w:pPr>
                     <w:ind w:firstLineChars="0" w:firstLine="0"/>
                     <w:rPr>
+                      <w:rFonts w:hint="eastAsia"/>
                       <w:sz w:val="21"/>
                       <w:szCs w:val="21"/>
                     </w:rPr>
@@ -804,6 +817,7 @@
                   <w:pPr>
                     <w:ind w:firstLineChars="0" w:firstLine="0"/>
                     <w:rPr>
+                      <w:rFonts w:hint="eastAsia"/>
                       <w:sz w:val="21"/>
                       <w:szCs w:val="21"/>
                     </w:rPr>
@@ -831,6 +845,7 @@
                   <w:pPr>
                     <w:ind w:firstLineChars="0" w:firstLine="0"/>
                     <w:rPr>
+                      <w:rFonts w:hint="eastAsia"/>
                       <w:sz w:val="21"/>
                       <w:szCs w:val="21"/>
                     </w:rPr>
@@ -853,6 +868,7 @@
                   <w:pPr>
                     <w:ind w:firstLineChars="0" w:firstLine="0"/>
                     <w:rPr>
+                      <w:rFonts w:hint="eastAsia"/>
                       <w:sz w:val="21"/>
                       <w:szCs w:val="21"/>
                     </w:rPr>
@@ -875,6 +891,7 @@
                   <w:pPr>
                     <w:ind w:firstLineChars="0" w:firstLine="0"/>
                     <w:rPr>
+                      <w:rFonts w:hint="eastAsia"/>
                       <w:sz w:val="21"/>
                       <w:szCs w:val="21"/>
                     </w:rPr>
@@ -897,6 +914,7 @@
                   <w:pPr>
                     <w:ind w:firstLineChars="0" w:firstLine="0"/>
                     <w:rPr>
+                      <w:rFonts w:hint="eastAsia"/>
                       <w:sz w:val="21"/>
                       <w:szCs w:val="21"/>
                     </w:rPr>
@@ -921,6 +939,7 @@
                   <w:pPr>
                     <w:ind w:firstLineChars="0" w:firstLine="0"/>
                     <w:rPr>
+                      <w:rFonts w:hint="eastAsia"/>
                       <w:sz w:val="21"/>
                       <w:szCs w:val="21"/>
                     </w:rPr>
@@ -943,6 +962,7 @@
                   <w:pPr>
                     <w:ind w:firstLineChars="0" w:firstLine="0"/>
                     <w:rPr>
+                      <w:rFonts w:hint="eastAsia"/>
                       <w:sz w:val="21"/>
                       <w:szCs w:val="21"/>
                     </w:rPr>
@@ -960,6 +980,7 @@
                   <w:pPr>
                     <w:ind w:firstLineChars="0" w:firstLine="0"/>
                     <w:rPr>
+                      <w:rFonts w:hint="eastAsia"/>
                       <w:sz w:val="21"/>
                       <w:szCs w:val="21"/>
                     </w:rPr>
@@ -999,6 +1020,7 @@
                   <w:pPr>
                     <w:ind w:firstLineChars="0" w:firstLine="0"/>
                     <w:rPr>
+                      <w:rFonts w:hint="eastAsia"/>
                       <w:sz w:val="21"/>
                       <w:szCs w:val="21"/>
                     </w:rPr>
@@ -1022,6 +1044,7 @@
                     </w:numPr>
                     <w:ind w:firstLineChars="0"/>
                     <w:rPr>
+                      <w:rFonts w:hint="eastAsia"/>
                       <w:sz w:val="21"/>
                       <w:szCs w:val="21"/>
                     </w:rPr>
@@ -1044,6 +1067,7 @@
                     </w:numPr>
                     <w:ind w:firstLineChars="0"/>
                     <w:rPr>
+                      <w:rFonts w:hint="eastAsia"/>
                       <w:sz w:val="21"/>
                       <w:szCs w:val="21"/>
                     </w:rPr>
@@ -1066,6 +1090,7 @@
                   <w:pPr>
                     <w:ind w:firstLineChars="0" w:firstLine="0"/>
                     <w:rPr>
+                      <w:rFonts w:hint="eastAsia"/>
                       <w:sz w:val="21"/>
                       <w:szCs w:val="21"/>
                     </w:rPr>
@@ -1112,6 +1137,7 @@
                   <w:pPr>
                     <w:ind w:firstLineChars="0" w:firstLine="0"/>
                     <w:rPr>
+                      <w:rFonts w:hint="eastAsia"/>
                       <w:sz w:val="21"/>
                       <w:szCs w:val="21"/>
                     </w:rPr>
@@ -1135,6 +1161,7 @@
                   <w:pPr>
                     <w:ind w:firstLineChars="0" w:firstLine="0"/>
                     <w:rPr>
+                      <w:rFonts w:hint="eastAsia"/>
                       <w:sz w:val="21"/>
                       <w:szCs w:val="21"/>
                     </w:rPr>
@@ -1157,6 +1184,7 @@
                   <w:pPr>
                     <w:ind w:firstLineChars="0" w:firstLine="0"/>
                     <w:rPr>
+                      <w:rFonts w:hint="eastAsia"/>
                       <w:sz w:val="21"/>
                       <w:szCs w:val="21"/>
                     </w:rPr>
@@ -1179,6 +1207,7 @@
                   <w:pPr>
                     <w:ind w:firstLineChars="0" w:firstLine="0"/>
                     <w:rPr>
+                      <w:rFonts w:hint="eastAsia"/>
                       <w:sz w:val="21"/>
                       <w:szCs w:val="21"/>
                     </w:rPr>
@@ -1203,6 +1232,7 @@
                   <w:pPr>
                     <w:ind w:firstLineChars="0" w:firstLine="0"/>
                     <w:rPr>
+                      <w:rFonts w:hint="eastAsia"/>
                       <w:sz w:val="21"/>
                       <w:szCs w:val="21"/>
                     </w:rPr>
@@ -1225,6 +1255,7 @@
                   <w:pPr>
                     <w:ind w:firstLineChars="0" w:firstLine="0"/>
                     <w:rPr>
+                      <w:rFonts w:hint="eastAsia"/>
                       <w:sz w:val="21"/>
                       <w:szCs w:val="21"/>
                     </w:rPr>
@@ -1247,6 +1278,7 @@
                   <w:pPr>
                     <w:ind w:firstLineChars="0" w:firstLine="0"/>
                     <w:rPr>
+                      <w:rFonts w:hint="eastAsia"/>
                       <w:sz w:val="21"/>
                       <w:szCs w:val="21"/>
                     </w:rPr>
@@ -1269,6 +1301,7 @@
                     </w:numPr>
                     <w:ind w:firstLineChars="0"/>
                     <w:rPr>
+                      <w:rFonts w:hint="eastAsia"/>
                       <w:sz w:val="21"/>
                       <w:szCs w:val="21"/>
                     </w:rPr>
@@ -1291,6 +1324,7 @@
                     </w:numPr>
                     <w:ind w:firstLineChars="0"/>
                     <w:rPr>
+                      <w:rFonts w:hint="eastAsia"/>
                       <w:sz w:val="21"/>
                       <w:szCs w:val="21"/>
                     </w:rPr>
@@ -1313,6 +1347,7 @@
                     </w:numPr>
                     <w:ind w:firstLineChars="0"/>
                     <w:rPr>
+                      <w:rFonts w:hint="eastAsia"/>
                       <w:sz w:val="21"/>
                       <w:szCs w:val="21"/>
                     </w:rPr>
@@ -1335,6 +1370,7 @@
                   <w:pPr>
                     <w:ind w:firstLineChars="0" w:firstLine="0"/>
                     <w:rPr>
+                      <w:rFonts w:hint="eastAsia"/>
                       <w:sz w:val="21"/>
                       <w:szCs w:val="21"/>
                     </w:rPr>
@@ -1359,6 +1395,7 @@
                   <w:pPr>
                     <w:ind w:firstLineChars="0" w:firstLine="0"/>
                     <w:rPr>
+                      <w:rFonts w:hint="eastAsia"/>
                       <w:sz w:val="21"/>
                       <w:szCs w:val="21"/>
                     </w:rPr>
@@ -1381,6 +1418,7 @@
                   <w:pPr>
                     <w:ind w:firstLineChars="0" w:firstLine="0"/>
                     <w:rPr>
+                      <w:rFonts w:hint="eastAsia"/>
                       <w:sz w:val="21"/>
                       <w:szCs w:val="21"/>
                     </w:rPr>
@@ -1403,6 +1441,7 @@
                   <w:pPr>
                     <w:ind w:firstLineChars="0" w:firstLine="0"/>
                     <w:rPr>
+                      <w:rFonts w:hint="eastAsia"/>
                       <w:sz w:val="21"/>
                       <w:szCs w:val="21"/>
                     </w:rPr>
@@ -1432,6 +1471,7 @@
                   <w:pPr>
                     <w:ind w:firstLineChars="0" w:firstLine="0"/>
                     <w:rPr>
+                      <w:rFonts w:hint="eastAsia"/>
                       <w:sz w:val="21"/>
                       <w:szCs w:val="21"/>
                     </w:rPr>
@@ -1452,6 +1492,7 @@
             <w:pPr>
               <w:ind w:firstLineChars="0"/>
               <w:rPr>
+                <w:rFonts w:hint="eastAsia"/>
                 <w:sz w:val="21"/>
                 <w:szCs w:val="21"/>
               </w:rPr>
@@ -1461,6 +1502,7 @@
             <w:pPr>
               <w:ind w:left="480" w:firstLineChars="0" w:firstLine="0"/>
               <w:rPr>
+                <w:rFonts w:hint="eastAsia"/>
                 <w:sz w:val="21"/>
                 <w:szCs w:val="21"/>
               </w:rPr>
@@ -1473,6 +1515,9 @@
       <w:pPr>
         <w:ind w:firstLineChars="0" w:firstLine="0"/>
         <w:jc w:val="left"/>
+        <w:rPr>
+          <w:rFonts w:hint="eastAsia"/>
+        </w:rPr>
       </w:pPr>
       <w:r>
         <w:rPr>
@@ -1591,11 +1636,14 @@
 </file>
 
 <file path=word/endnotes.xml><?xml version="1.0" encoding="utf-8"?>
-<w:endnotes xmlns:wpc="http://schemas.microsoft.com/office/word/2010/wordprocessingCanvas" xmlns:cx="http://schemas.microsoft.com/office/drawing/2014/chartex" xmlns:cx1="http://schemas.microsoft.com/office/drawing/2015/9/8/chartex" xmlns:cx2="http://schemas.microsoft.com/office/drawing/2015/10/21/chartex" xmlns:cx3="http://schemas.microsoft.com/office/drawing/2016/5/9/chartex" xmlns:cx4="http://schemas.microsoft.com/office/drawing/2016/5/10/chartex" xmlns:cx5="http://schemas.microsoft.com/office/drawing/2016/5/11/chartex" xmlns:cx6="http://schemas.microsoft.com/office/drawing/2016/5/12/chartex" xmlns:cx7="http://schemas.microsoft.com/office/drawing/2016/5/13/chartex" xmlns:cx8="http://schemas.microsoft.com/office/drawing/2016/5/14/chartex" xmlns:mc="http://schemas.openxmlformats.org/markup-compatibility/2006" xmlns:aink="http://schemas.microsoft.com/office/drawing/2016/ink" xmlns:am3d="http://schemas.microsoft.com/office/drawing/2017/model3d" xmlns:o="urn:schemas-microsoft-com:office:office" xmlns:oel="http://schemas.microsoft.com/office/2019/extlst" xmlns:r="http://schemas.openxmlformats.org/officeDocument/2006/relationships" xmlns:m="http://schemas.openxmlformats.org/officeDocument/2006/math" xmlns:v="urn:schemas-microsoft-com:vml" xmlns:wp14="http://schemas.microsoft.com/office/word/2010/wordprocessingDrawing" xmlns:wp="http://schemas.openxmlformats.org/drawingml/2006/wordprocessingDrawing" xmlns:w10="urn:schemas-microsoft-com:office:word" xmlns:w="http://schemas.openxmlformats.org/wordprocessingml/2006/main" xmlns:w14="http://schemas.microsoft.com/office/word/2010/wordml" xmlns:w15="http://schemas.microsoft.com/office/word/2012/wordml" xmlns:w16cex="http://schemas.microsoft.com/office/word/2018/wordml/cex" xmlns:w16cid="http://schemas.microsoft.com/office/word/2016/wordml/cid" xmlns:w16="http://schemas.microsoft.com/office/word/2018/wordml" xmlns:w16du="http://schemas.microsoft.com/office/word/2023/wordml/word16du" xmlns:w16sdtdh="http://schemas.microsoft.com/office/word/2020/wordml/sdtdatahash" xmlns:w16se="http://schemas.microsoft.com/office/word/2015/wordml/symex" xmlns:wpg="http://schemas.microsoft.com/office/word/2010/wordprocessingGroup" xmlns:wpi="http://schemas.microsoft.com/office/word/2010/wordprocessingInk" xmlns:wne="http://schemas.microsoft.com/office/word/2006/wordml" xmlns:wps="http://schemas.microsoft.com/office/word/2010/wordprocessingShape" mc:Ignorable="w14 w15 w16se w16cid w16 w16cex w16sdtdh w16du wp14">
+<w:endnotes xmlns:wpc="http://schemas.microsoft.com/office/word/2010/wordprocessingCanvas" xmlns:cx="http://schemas.microsoft.com/office/drawing/2014/chartex" xmlns:cx1="http://schemas.microsoft.com/office/drawing/2015/9/8/chartex" xmlns:cx2="http://schemas.microsoft.com/office/drawing/2015/10/21/chartex" xmlns:cx3="http://schemas.microsoft.com/office/drawing/2016/5/9/chartex" xmlns:cx4="http://schemas.microsoft.com/office/drawing/2016/5/10/chartex" xmlns:cx5="http://schemas.microsoft.com/office/drawing/2016/5/11/chartex" xmlns:cx6="http://schemas.microsoft.com/office/drawing/2016/5/12/chartex" xmlns:cx7="http://schemas.microsoft.com/office/drawing/2016/5/13/chartex" xmlns:cx8="http://schemas.microsoft.com/office/drawing/2016/5/14/chartex" xmlns:mc="http://schemas.openxmlformats.org/markup-compatibility/2006" xmlns:aink="http://schemas.microsoft.com/office/drawing/2016/ink" xmlns:am3d="http://schemas.microsoft.com/office/drawing/2017/model3d" xmlns:o="urn:schemas-microsoft-com:office:office" xmlns:oel="http://schemas.microsoft.com/office/2019/extlst" xmlns:r="http://schemas.openxmlformats.org/officeDocument/2006/relationships" xmlns:m="http://schemas.openxmlformats.org/officeDocument/2006/math" xmlns:v="urn:schemas-microsoft-com:vml" xmlns:wp14="http://schemas.microsoft.com/office/word/2010/wordprocessingDrawing" xmlns:wp="http://schemas.openxmlformats.org/drawingml/2006/wordprocessingDrawing" xmlns:w10="urn:schemas-microsoft-com:office:word" xmlns:w="http://schemas.openxmlformats.org/wordprocessingml/2006/main" xmlns:w14="http://schemas.microsoft.com/office/word/2010/wordml" xmlns:w15="http://schemas.microsoft.com/office/word/2012/wordml" xmlns:w16cex="http://schemas.microsoft.com/office/word/2018/wordml/cex" xmlns:w16cid="http://schemas.microsoft.com/office/word/2016/wordml/cid" xmlns:w16="http://schemas.microsoft.com/office/word/2018/wordml" xmlns:w16du="http://schemas.microsoft.com/office/word/2023/wordml/word16du" xmlns:w16sdtdh="http://schemas.microsoft.com/office/word/2020/wordml/sdtdatahash" xmlns:w16sdtfl="http://schemas.microsoft.com/office/word/2024/wordml/sdtformatlock" xmlns:w16se="http://schemas.microsoft.com/office/word/2015/wordml/symex" xmlns:wpg="http://schemas.microsoft.com/office/word/2010/wordprocessingGroup" xmlns:wpi="http://schemas.microsoft.com/office/word/2010/wordprocessingInk" xmlns:wne="http://schemas.microsoft.com/office/word/2006/wordml" xmlns:wps="http://schemas.microsoft.com/office/word/2010/wordprocessingShape" mc:Ignorable="w14 w15 w16se w16cid w16 w16cex w16sdtdh w16sdtfl w16du wp14">
   <w:endnote w:type="separator" w:id="-1">
     <w:p>
       <w:pPr>
         <w:spacing w:line="240" w:lineRule="auto"/>
+        <w:rPr>
+          <w:rFonts w:hint="eastAsia"/>
+        </w:rPr>
       </w:pPr>
       <w:r>
         <w:separator/>
@@ -1606,6 +1654,9 @@
     <w:p>
       <w:pPr>
         <w:spacing w:line="240" w:lineRule="auto"/>
+        <w:rPr>
+          <w:rFonts w:hint="eastAsia"/>
+        </w:rPr>
       </w:pPr>
       <w:r>
         <w:continuationSeparator/>
@@ -1616,42 +1667,56 @@
 </file>
 
 <file path=word/footer1.xml><?xml version="1.0" encoding="utf-8"?>
-<w:ftr xmlns:wpc="http://schemas.microsoft.com/office/word/2010/wordprocessingCanvas" xmlns:cx="http://schemas.microsoft.com/office/drawing/2014/chartex" xmlns:cx1="http://schemas.microsoft.com/office/drawing/2015/9/8/chartex" xmlns:cx2="http://schemas.microsoft.com/office/drawing/2015/10/21/chartex" xmlns:cx3="http://schemas.microsoft.com/office/drawing/2016/5/9/chartex" xmlns:cx4="http://schemas.microsoft.com/office/drawing/2016/5/10/chartex" xmlns:cx5="http://schemas.microsoft.com/office/drawing/2016/5/11/chartex" xmlns:cx6="http://schemas.microsoft.com/office/drawing/2016/5/12/chartex" xmlns:cx7="http://schemas.microsoft.com/office/drawing/2016/5/13/chartex" xmlns:cx8="http://schemas.microsoft.com/office/drawing/2016/5/14/chartex" xmlns:mc="http://schemas.openxmlformats.org/markup-compatibility/2006" xmlns:aink="http://schemas.microsoft.com/office/drawing/2016/ink" xmlns:am3d="http://schemas.microsoft.com/office/drawing/2017/model3d" xmlns:o="urn:schemas-microsoft-com:office:office" xmlns:oel="http://schemas.microsoft.com/office/2019/extlst" xmlns:r="http://schemas.openxmlformats.org/officeDocument/2006/relationships" xmlns:m="http://schemas.openxmlformats.org/officeDocument/2006/math" xmlns:v="urn:schemas-microsoft-com:vml" xmlns:wp14="http://schemas.microsoft.com/office/word/2010/wordprocessingDrawing" xmlns:wp="http://schemas.openxmlformats.org/drawingml/2006/wordprocessingDrawing" xmlns:w10="urn:schemas-microsoft-com:office:word" xmlns:w="http://schemas.openxmlformats.org/wordprocessingml/2006/main" xmlns:w14="http://schemas.microsoft.com/office/word/2010/wordml" xmlns:w15="http://schemas.microsoft.com/office/word/2012/wordml" xmlns:w16cex="http://schemas.microsoft.com/office/word/2018/wordml/cex" xmlns:w16cid="http://schemas.microsoft.com/office/word/2016/wordml/cid" xmlns:w16="http://schemas.microsoft.com/office/word/2018/wordml" xmlns:w16du="http://schemas.microsoft.com/office/word/2023/wordml/word16du" xmlns:w16sdtdh="http://schemas.microsoft.com/office/word/2020/wordml/sdtdatahash" xmlns:w16se="http://schemas.microsoft.com/office/word/2015/wordml/symex" xmlns:wpg="http://schemas.microsoft.com/office/word/2010/wordprocessingGroup" xmlns:wpi="http://schemas.microsoft.com/office/word/2010/wordprocessingInk" xmlns:wne="http://schemas.microsoft.com/office/word/2006/wordml" xmlns:wps="http://schemas.microsoft.com/office/word/2010/wordprocessingShape" mc:Ignorable="w14 w15 w16se w16cid w16 w16cex w16sdtdh w16du wp14">
+<w:ftr xmlns:wpc="http://schemas.microsoft.com/office/word/2010/wordprocessingCanvas" xmlns:cx="http://schemas.microsoft.com/office/drawing/2014/chartex" xmlns:cx1="http://schemas.microsoft.com/office/drawing/2015/9/8/chartex" xmlns:cx2="http://schemas.microsoft.com/office/drawing/2015/10/21/chartex" xmlns:cx3="http://schemas.microsoft.com/office/drawing/2016/5/9/chartex" xmlns:cx4="http://schemas.microsoft.com/office/drawing/2016/5/10/chartex" xmlns:cx5="http://schemas.microsoft.com/office/drawing/2016/5/11/chartex" xmlns:cx6="http://schemas.microsoft.com/office/drawing/2016/5/12/chartex" xmlns:cx7="http://schemas.microsoft.com/office/drawing/2016/5/13/chartex" xmlns:cx8="http://schemas.microsoft.com/office/drawing/2016/5/14/chartex" xmlns:mc="http://schemas.openxmlformats.org/markup-compatibility/2006" xmlns:aink="http://schemas.microsoft.com/office/drawing/2016/ink" xmlns:am3d="http://schemas.microsoft.com/office/drawing/2017/model3d" xmlns:o="urn:schemas-microsoft-com:office:office" xmlns:oel="http://schemas.microsoft.com/office/2019/extlst" xmlns:r="http://schemas.openxmlformats.org/officeDocument/2006/relationships" xmlns:m="http://schemas.openxmlformats.org/officeDocument/2006/math" xmlns:v="urn:schemas-microsoft-com:vml" xmlns:wp14="http://schemas.microsoft.com/office/word/2010/wordprocessingDrawing" xmlns:wp="http://schemas.openxmlformats.org/drawingml/2006/wordprocessingDrawing" xmlns:w10="urn:schemas-microsoft-com:office:word" xmlns:w="http://schemas.openxmlformats.org/wordprocessingml/2006/main" xmlns:w14="http://schemas.microsoft.com/office/word/2010/wordml" xmlns:w15="http://schemas.microsoft.com/office/word/2012/wordml" xmlns:w16cex="http://schemas.microsoft.com/office/word/2018/wordml/cex" xmlns:w16cid="http://schemas.microsoft.com/office/word/2016/wordml/cid" xmlns:w16="http://schemas.microsoft.com/office/word/2018/wordml" xmlns:w16du="http://schemas.microsoft.com/office/word/2023/wordml/word16du" xmlns:w16sdtdh="http://schemas.microsoft.com/office/word/2020/wordml/sdtdatahash" xmlns:w16sdtfl="http://schemas.microsoft.com/office/word/2024/wordml/sdtformatlock" xmlns:w16se="http://schemas.microsoft.com/office/word/2015/wordml/symex" xmlns:wpg="http://schemas.microsoft.com/office/word/2010/wordprocessingGroup" xmlns:wpi="http://schemas.microsoft.com/office/word/2010/wordprocessingInk" xmlns:wne="http://schemas.microsoft.com/office/word/2006/wordml" xmlns:wps="http://schemas.microsoft.com/office/word/2010/wordprocessingShape" mc:Ignorable="w14 w15 w16se w16cid w16 w16cex w16sdtdh w16sdtfl w16du wp14">
   <w:p>
     <w:pPr>
       <w:pStyle w:val="a9"/>
       <w:ind w:firstLine="360"/>
+      <w:rPr>
+        <w:rFonts w:hint="eastAsia"/>
+      </w:rPr>
     </w:pPr>
   </w:p>
 </w:ftr>
 </file>
 
 <file path=word/footer2.xml><?xml version="1.0" encoding="utf-8"?>
-<w:ftr xmlns:wpc="http://schemas.microsoft.com/office/word/2010/wordprocessingCanvas" xmlns:cx="http://schemas.microsoft.com/office/drawing/2014/chartex" xmlns:cx1="http://schemas.microsoft.com/office/drawing/2015/9/8/chartex" xmlns:cx2="http://schemas.microsoft.com/office/drawing/2015/10/21/chartex" xmlns:cx3="http://schemas.microsoft.com/office/drawing/2016/5/9/chartex" xmlns:cx4="http://schemas.microsoft.com/office/drawing/2016/5/10/chartex" xmlns:cx5="http://schemas.microsoft.com/office/drawing/2016/5/11/chartex" xmlns:cx6="http://schemas.microsoft.com/office/drawing/2016/5/12/chartex" xmlns:cx7="http://schemas.microsoft.com/office/drawing/2016/5/13/chartex" xmlns:cx8="http://schemas.microsoft.com/office/drawing/2016/5/14/chartex" xmlns:mc="http://schemas.openxmlformats.org/markup-compatibility/2006" xmlns:aink="http://schemas.microsoft.com/office/drawing/2016/ink" xmlns:am3d="http://schemas.microsoft.com/office/drawing/2017/model3d" xmlns:o="urn:schemas-microsoft-com:office:office" xmlns:oel="http://schemas.microsoft.com/office/2019/extlst" xmlns:r="http://schemas.openxmlformats.org/officeDocument/2006/relationships" xmlns:m="http://schemas.openxmlformats.org/officeDocument/2006/math" xmlns:v="urn:schemas-microsoft-com:vml" xmlns:wp14="http://schemas.microsoft.com/office/word/2010/wordprocessingDrawing" xmlns:wp="http://schemas.openxmlformats.org/drawingml/2006/wordprocessingDrawing" xmlns:w10="urn:schemas-microsoft-com:office:word" xmlns:w="http://schemas.openxmlformats.org/wordprocessingml/2006/main" xmlns:w14="http://schemas.microsoft.com/office/word/2010/wordml" xmlns:w15="http://schemas.microsoft.com/office/word/2012/wordml" xmlns:w16cex="http://schemas.microsoft.com/office/word/2018/wordml/cex" xmlns:w16cid="http://schemas.microsoft.com/office/word/2016/wordml/cid" xmlns:w16="http://schemas.microsoft.com/office/word/2018/wordml" xmlns:w16du="http://schemas.microsoft.com/office/word/2023/wordml/word16du" xmlns:w16sdtdh="http://schemas.microsoft.com/office/word/2020/wordml/sdtdatahash" xmlns:w16se="http://schemas.microsoft.com/office/word/2015/wordml/symex" xmlns:wpg="http://schemas.microsoft.com/office/word/2010/wordprocessingGroup" xmlns:wpi="http://schemas.microsoft.com/office/word/2010/wordprocessingInk" xmlns:wne="http://schemas.microsoft.com/office/word/2006/wordml" xmlns:wps="http://schemas.microsoft.com/office/word/2010/wordprocessingShape" mc:Ignorable="w14 w15 w16se w16cid w16 w16cex w16sdtdh w16du wp14">
+<w:ftr xmlns:wpc="http://schemas.microsoft.com/office/word/2010/wordprocessingCanvas" xmlns:cx="http://schemas.microsoft.com/office/drawing/2014/chartex" xmlns:cx1="http://schemas.microsoft.com/office/drawing/2015/9/8/chartex" xmlns:cx2="http://schemas.microsoft.com/office/drawing/2015/10/21/chartex" xmlns:cx3="http://schemas.microsoft.com/office/drawing/2016/5/9/chartex" xmlns:cx4="http://schemas.microsoft.com/office/drawing/2016/5/10/chartex" xmlns:cx5="http://schemas.microsoft.com/office/drawing/2016/5/11/chartex" xmlns:cx6="http://schemas.microsoft.com/office/drawing/2016/5/12/chartex" xmlns:cx7="http://schemas.microsoft.com/office/drawing/2016/5/13/chartex" xmlns:cx8="http://schemas.microsoft.com/office/drawing/2016/5/14/chartex" xmlns:mc="http://schemas.openxmlformats.org/markup-compatibility/2006" xmlns:aink="http://schemas.microsoft.com/office/drawing/2016/ink" xmlns:am3d="http://schemas.microsoft.com/office/drawing/2017/model3d" xmlns:o="urn:schemas-microsoft-com:office:office" xmlns:oel="http://schemas.microsoft.com/office/2019/extlst" xmlns:r="http://schemas.openxmlformats.org/officeDocument/2006/relationships" xmlns:m="http://schemas.openxmlformats.org/officeDocument/2006/math" xmlns:v="urn:schemas-microsoft-com:vml" xmlns:wp14="http://schemas.microsoft.com/office/word/2010/wordprocessingDrawing" xmlns:wp="http://schemas.openxmlformats.org/drawingml/2006/wordprocessingDrawing" xmlns:w10="urn:schemas-microsoft-com:office:word" xmlns:w="http://schemas.openxmlformats.org/wordprocessingml/2006/main" xmlns:w14="http://schemas.microsoft.com/office/word/2010/wordml" xmlns:w15="http://schemas.microsoft.com/office/word/2012/wordml" xmlns:w16cex="http://schemas.microsoft.com/office/word/2018/wordml/cex" xmlns:w16cid="http://schemas.microsoft.com/office/word/2016/wordml/cid" xmlns:w16="http://schemas.microsoft.com/office/word/2018/wordml" xmlns:w16du="http://schemas.microsoft.com/office/word/2023/wordml/word16du" xmlns:w16sdtdh="http://schemas.microsoft.com/office/word/2020/wordml/sdtdatahash" xmlns:w16sdtfl="http://schemas.microsoft.com/office/word/2024/wordml/sdtformatlock" xmlns:w16se="http://schemas.microsoft.com/office/word/2015/wordml/symex" xmlns:wpg="http://schemas.microsoft.com/office/word/2010/wordprocessingGroup" xmlns:wpi="http://schemas.microsoft.com/office/word/2010/wordprocessingInk" xmlns:wne="http://schemas.microsoft.com/office/word/2006/wordml" xmlns:wps="http://schemas.microsoft.com/office/word/2010/wordprocessingShape" mc:Ignorable="w14 w15 w16se w16cid w16 w16cex w16sdtdh w16sdtfl w16du wp14">
   <w:p>
     <w:pPr>
       <w:pStyle w:val="a9"/>
       <w:ind w:firstLine="360"/>
+      <w:rPr>
+        <w:rFonts w:hint="eastAsia"/>
+      </w:rPr>
     </w:pPr>
   </w:p>
 </w:ftr>
 </file>
 
 <file path=word/footer3.xml><?xml version="1.0" encoding="utf-8"?>
-<w:ftr xmlns:wpc="http://schemas.microsoft.com/office/word/2010/wordprocessingCanvas" xmlns:cx="http://schemas.microsoft.com/office/drawing/2014/chartex" xmlns:cx1="http://schemas.microsoft.com/office/drawing/2015/9/8/chartex" xmlns:cx2="http://schemas.microsoft.com/office/drawing/2015/10/21/chartex" xmlns:cx3="http://schemas.microsoft.com/office/drawing/2016/5/9/chartex" xmlns:cx4="http://schemas.microsoft.com/office/drawing/2016/5/10/chartex" xmlns:cx5="http://schemas.microsoft.com/office/drawing/2016/5/11/chartex" xmlns:cx6="http://schemas.microsoft.com/office/drawing/2016/5/12/chartex" xmlns:cx7="http://schemas.microsoft.com/office/drawing/2016/5/13/chartex" xmlns:cx8="http://schemas.microsoft.com/office/drawing/2016/5/14/chartex" xmlns:mc="http://schemas.openxmlformats.org/markup-compatibility/2006" xmlns:aink="http://schemas.microsoft.com/office/drawing/2016/ink" xmlns:am3d="http://schemas.microsoft.com/office/drawing/2017/model3d" xmlns:o="urn:schemas-microsoft-com:office:office" xmlns:oel="http://schemas.microsoft.com/office/2019/extlst" xmlns:r="http://schemas.openxmlformats.org/officeDocument/2006/relationships" xmlns:m="http://schemas.openxmlformats.org/officeDocument/2006/math" xmlns:v="urn:schemas-microsoft-com:vml" xmlns:wp14="http://schemas.microsoft.com/office/word/2010/wordprocessingDrawing" xmlns:wp="http://schemas.openxmlformats.org/drawingml/2006/wordprocessingDrawing" xmlns:w10="urn:schemas-microsoft-com:office:word" xmlns:w="http://schemas.openxmlformats.org/wordprocessingml/2006/main" xmlns:w14="http://schemas.microsoft.com/office/word/2010/wordml" xmlns:w15="http://schemas.microsoft.com/office/word/2012/wordml" xmlns:w16cex="http://schemas.microsoft.com/office/word/2018/wordml/cex" xmlns:w16cid="http://schemas.microsoft.com/office/word/2016/wordml/cid" xmlns:w16="http://schemas.microsoft.com/office/word/2018/wordml" xmlns:w16du="http://schemas.microsoft.com/office/word/2023/wordml/word16du" xmlns:w16sdtdh="http://schemas.microsoft.com/office/word/2020/wordml/sdtdatahash" xmlns:w16se="http://schemas.microsoft.com/office/word/2015/wordml/symex" xmlns:wpg="http://schemas.microsoft.com/office/word/2010/wordprocessingGroup" xmlns:wpi="http://schemas.microsoft.com/office/word/2010/wordprocessingInk" xmlns:wne="http://schemas.microsoft.com/office/word/2006/wordml" xmlns:wps="http://schemas.microsoft.com/office/word/2010/wordprocessingShape" mc:Ignorable="w14 w15 w16se w16cid w16 w16cex w16sdtdh w16du wp14">
+<w:ftr xmlns:wpc="http://schemas.microsoft.com/office/word/2010/wordprocessingCanvas" xmlns:cx="http://schemas.microsoft.com/office/drawing/2014/chartex" xmlns:cx1="http://schemas.microsoft.com/office/drawing/2015/9/8/chartex" xmlns:cx2="http://schemas.microsoft.com/office/drawing/2015/10/21/chartex" xmlns:cx3="http://schemas.microsoft.com/office/drawing/2016/5/9/chartex" xmlns:cx4="http://schemas.microsoft.com/office/drawing/2016/5/10/chartex" xmlns:cx5="http://schemas.microsoft.com/office/drawing/2016/5/11/chartex" xmlns:cx6="http://schemas.microsoft.com/office/drawing/2016/5/12/chartex" xmlns:cx7="http://schemas.microsoft.com/office/drawing/2016/5/13/chartex" xmlns:cx8="http://schemas.microsoft.com/office/drawing/2016/5/14/chartex" xmlns:mc="http://schemas.openxmlformats.org/markup-compatibility/2006" xmlns:aink="http://schemas.microsoft.com/office/drawing/2016/ink" xmlns:am3d="http://schemas.microsoft.com/office/drawing/2017/model3d" xmlns:o="urn:schemas-microsoft-com:office:office" xmlns:oel="http://schemas.microsoft.com/office/2019/extlst" xmlns:r="http://schemas.openxmlformats.org/officeDocument/2006/relationships" xmlns:m="http://schemas.openxmlformats.org/officeDocument/2006/math" xmlns:v="urn:schemas-microsoft-com:vml" xmlns:wp14="http://schemas.microsoft.com/office/word/2010/wordprocessingDrawing" xmlns:wp="http://schemas.openxmlformats.org/drawingml/2006/wordprocessingDrawing" xmlns:w10="urn:schemas-microsoft-com:office:word" xmlns:w="http://schemas.openxmlformats.org/wordprocessingml/2006/main" xmlns:w14="http://schemas.microsoft.com/office/word/2010/wordml" xmlns:w15="http://schemas.microsoft.com/office/word/2012/wordml" xmlns:w16cex="http://schemas.microsoft.com/office/word/2018/wordml/cex" xmlns:w16cid="http://schemas.microsoft.com/office/word/2016/wordml/cid" xmlns:w16="http://schemas.microsoft.com/office/word/2018/wordml" xmlns:w16du="http://schemas.microsoft.com/office/word/2023/wordml/word16du" xmlns:w16sdtdh="http://schemas.microsoft.com/office/word/2020/wordml/sdtdatahash" xmlns:w16sdtfl="http://schemas.microsoft.com/office/word/2024/wordml/sdtformatlock" xmlns:w16se="http://schemas.microsoft.com/office/word/2015/wordml/symex" xmlns:wpg="http://schemas.microsoft.com/office/word/2010/wordprocessingGroup" xmlns:wpi="http://schemas.microsoft.com/office/word/2010/wordprocessingInk" xmlns:wne="http://schemas.microsoft.com/office/word/2006/wordml" xmlns:wps="http://schemas.microsoft.com/office/word/2010/wordprocessingShape" mc:Ignorable="w14 w15 w16se w16cid w16 w16cex w16sdtdh w16sdtfl w16du wp14">
   <w:p>
     <w:pPr>
       <w:pStyle w:val="a9"/>
       <w:ind w:firstLine="360"/>
+      <w:rPr>
+        <w:rFonts w:hint="eastAsia"/>
+      </w:rPr>
     </w:pPr>
   </w:p>
 </w:ftr>
 </file>
 
 <file path=word/footnotes.xml><?xml version="1.0" encoding="utf-8"?>
-<w:footnotes xmlns:wpc="http://schemas.microsoft.com/office/word/2010/wordprocessingCanvas" xmlns:cx="http://schemas.microsoft.com/office/drawing/2014/chartex" xmlns:cx1="http://schemas.microsoft.com/office/drawing/2015/9/8/chartex" xmlns:cx2="http://schemas.microsoft.com/office/drawing/2015/10/21/chartex" xmlns:cx3="http://schemas.microsoft.com/office/drawing/2016/5/9/chartex" xmlns:cx4="http://schemas.microsoft.com/office/drawing/2016/5/10/chartex" xmlns:cx5="http://schemas.microsoft.com/office/drawing/2016/5/11/chartex" xmlns:cx6="http://schemas.microsoft.com/office/drawing/2016/5/12/chartex" xmlns:cx7="http://schemas.microsoft.com/office/drawing/2016/5/13/chartex" xmlns:cx8="http://schemas.microsoft.com/office/drawing/2016/5/14/chartex" xmlns:mc="http://schemas.openxmlformats.org/markup-compatibility/2006" xmlns:aink="http://schemas.microsoft.com/office/drawing/2016/ink" xmlns:am3d="http://schemas.microsoft.com/office/drawing/2017/model3d" xmlns:o="urn:schemas-microsoft-com:office:office" xmlns:oel="http://schemas.microsoft.com/office/2019/extlst" xmlns:r="http://schemas.openxmlformats.org/officeDocument/2006/relationships" xmlns:m="http://schemas.openxmlformats.org/officeDocument/2006/math" xmlns:v="urn:schemas-microsoft-com:vml" xmlns:wp14="http://schemas.microsoft.com/office/word/2010/wordprocessingDrawing" xmlns:wp="http://schemas.openxmlformats.org/drawingml/2006/wordprocessingDrawing" xmlns:w10="urn:schemas-microsoft-com:office:word" xmlns:w="http://schemas.openxmlformats.org/wordprocessingml/2006/main" xmlns:w14="http://schemas.microsoft.com/office/word/2010/wordml" xmlns:w15="http://schemas.microsoft.com/office/word/2012/wordml" xmlns:w16cex="http://schemas.microsoft.com/office/word/2018/wordml/cex" xmlns:w16cid="http://schemas.microsoft.com/office/word/2016/wordml/cid" xmlns:w16="http://schemas.microsoft.com/office/word/2018/wordml" xmlns:w16du="http://schemas.microsoft.com/office/word/2023/wordml/word16du" xmlns:w16sdtdh="http://schemas.microsoft.com/office/word/2020/wordml/sdtdatahash" xmlns:w16se="http://schemas.microsoft.com/office/word/2015/wordml/symex" xmlns:wpg="http://schemas.microsoft.com/office/word/2010/wordprocessingGroup" xmlns:wpi="http://schemas.microsoft.com/office/word/2010/wordprocessingInk" xmlns:wne="http://schemas.microsoft.com/office/word/2006/wordml" xmlns:wps="http://schemas.microsoft.com/office/word/2010/wordprocessingShape" mc:Ignorable="w14 w15 w16se w16cid w16 w16cex w16sdtdh w16du wp14">
+<w:footnotes xmlns:wpc="http://schemas.microsoft.com/office/word/2010/wordprocessingCanvas" xmlns:cx="http://schemas.microsoft.com/office/drawing/2014/chartex" xmlns:cx1="http://schemas.microsoft.com/office/drawing/2015/9/8/chartex" xmlns:cx2="http://schemas.microsoft.com/office/drawing/2015/10/21/chartex" xmlns:cx3="http://schemas.microsoft.com/office/drawing/2016/5/9/chartex" xmlns:cx4="http://schemas.microsoft.com/office/drawing/2016/5/10/chartex" xmlns:cx5="http://schemas.microsoft.com/office/drawing/2016/5/11/chartex" xmlns:cx6="http://schemas.microsoft.com/office/drawing/2016/5/12/chartex" xmlns:cx7="http://schemas.microsoft.com/office/drawing/2016/5/13/chartex" xmlns:cx8="http://schemas.microsoft.com/office/drawing/2016/5/14/chartex" xmlns:mc="http://schemas.openxmlformats.org/markup-compatibility/2006" xmlns:aink="http://schemas.microsoft.com/office/drawing/2016/ink" xmlns:am3d="http://schemas.microsoft.com/office/drawing/2017/model3d" xmlns:o="urn:schemas-microsoft-com:office:office" xmlns:oel="http://schemas.microsoft.com/office/2019/extlst" xmlns:r="http://schemas.openxmlformats.org/officeDocument/2006/relationships" xmlns:m="http://schemas.openxmlformats.org/officeDocument/2006/math" xmlns:v="urn:schemas-microsoft-com:vml" xmlns:wp14="http://schemas.microsoft.com/office/word/2010/wordprocessingDrawing" xmlns:wp="http://schemas.openxmlformats.org/drawingml/2006/wordprocessingDrawing" xmlns:w10="urn:schemas-microsoft-com:office:word" xmlns:w="http://schemas.openxmlformats.org/wordprocessingml/2006/main" xmlns:w14="http://schemas.microsoft.com/office/word/2010/wordml" xmlns:w15="http://schemas.microsoft.com/office/word/2012/wordml" xmlns:w16cex="http://schemas.microsoft.com/office/word/2018/wordml/cex" xmlns:w16cid="http://schemas.microsoft.com/office/word/2016/wordml/cid" xmlns:w16="http://schemas.microsoft.com/office/word/2018/wordml" xmlns:w16du="http://schemas.microsoft.com/office/word/2023/wordml/word16du" xmlns:w16sdtdh="http://schemas.microsoft.com/office/word/2020/wordml/sdtdatahash" xmlns:w16sdtfl="http://schemas.microsoft.com/office/word/2024/wordml/sdtformatlock" xmlns:w16se="http://schemas.microsoft.com/office/word/2015/wordml/symex" xmlns:wpg="http://schemas.microsoft.com/office/word/2010/wordprocessingGroup" xmlns:wpi="http://schemas.microsoft.com/office/word/2010/wordprocessingInk" xmlns:wne="http://schemas.microsoft.com/office/word/2006/wordml" xmlns:wps="http://schemas.microsoft.com/office/word/2010/wordprocessingShape" mc:Ignorable="w14 w15 w16se w16cid w16 w16cex w16sdtdh w16sdtfl w16du wp14">
   <w:footnote w:type="separator" w:id="-1">
     <w:p>
+      <w:pPr>
+        <w:rPr>
+          <w:rFonts w:hint="eastAsia"/>
+        </w:rPr>
+      </w:pPr>
       <w:r>
         <w:separator/>
       </w:r>
@@ -1659,6 +1724,11 @@
   </w:footnote>
   <w:footnote w:type="continuationSeparator" w:id="0">
     <w:p>
+      <w:pPr>
+        <w:rPr>
+          <w:rFonts w:hint="eastAsia"/>
+        </w:rPr>
+      </w:pPr>
       <w:r>
         <w:continuationSeparator/>
       </w:r>
@@ -1668,40 +1738,49 @@
 </file>
 
 <file path=word/header1.xml><?xml version="1.0" encoding="utf-8"?>
-<w:hdr xmlns:wpc="http://schemas.microsoft.com/office/word/2010/wordprocessingCanvas" xmlns:cx="http://schemas.microsoft.com/office/drawing/2014/chartex" xmlns:cx1="http://schemas.microsoft.com/office/drawing/2015/9/8/chartex" xmlns:cx2="http://schemas.microsoft.com/office/drawing/2015/10/21/chartex" xmlns:cx3="http://schemas.microsoft.com/office/drawing/2016/5/9/chartex" xmlns:cx4="http://schemas.microsoft.com/office/drawing/2016/5/10/chartex" xmlns:cx5="http://schemas.microsoft.com/office/drawing/2016/5/11/chartex" xmlns:cx6="http://schemas.microsoft.com/office/drawing/2016/5/12/chartex" xmlns:cx7="http://schemas.microsoft.com/office/drawing/2016/5/13/chartex" xmlns:cx8="http://schemas.microsoft.com/office/drawing/2016/5/14/chartex" xmlns:mc="http://schemas.openxmlformats.org/markup-compatibility/2006" xmlns:aink="http://schemas.microsoft.com/office/drawing/2016/ink" xmlns:am3d="http://schemas.microsoft.com/office/drawing/2017/model3d" xmlns:o="urn:schemas-microsoft-com:office:office" xmlns:oel="http://schemas.microsoft.com/office/2019/extlst" xmlns:r="http://schemas.openxmlformats.org/officeDocument/2006/relationships" xmlns:m="http://schemas.openxmlformats.org/officeDocument/2006/math" xmlns:v="urn:schemas-microsoft-com:vml" xmlns:wp14="http://schemas.microsoft.com/office/word/2010/wordprocessingDrawing" xmlns:wp="http://schemas.openxmlformats.org/drawingml/2006/wordprocessingDrawing" xmlns:w10="urn:schemas-microsoft-com:office:word" xmlns:w="http://schemas.openxmlformats.org/wordprocessingml/2006/main" xmlns:w14="http://schemas.microsoft.com/office/word/2010/wordml" xmlns:w15="http://schemas.microsoft.com/office/word/2012/wordml" xmlns:w16cex="http://schemas.microsoft.com/office/word/2018/wordml/cex" xmlns:w16cid="http://schemas.microsoft.com/office/word/2016/wordml/cid" xmlns:w16="http://schemas.microsoft.com/office/word/2018/wordml" xmlns:w16du="http://schemas.microsoft.com/office/word/2023/wordml/word16du" xmlns:w16sdtdh="http://schemas.microsoft.com/office/word/2020/wordml/sdtdatahash" xmlns:w16se="http://schemas.microsoft.com/office/word/2015/wordml/symex" xmlns:wpg="http://schemas.microsoft.com/office/word/2010/wordprocessingGroup" xmlns:wpi="http://schemas.microsoft.com/office/word/2010/wordprocessingInk" xmlns:wne="http://schemas.microsoft.com/office/word/2006/wordml" xmlns:wps="http://schemas.microsoft.com/office/word/2010/wordprocessingShape" mc:Ignorable="w14 w15 w16se w16cid w16 w16cex w16sdtdh w16du wp14">
+<w:hdr xmlns:wpc="http://schemas.microsoft.com/office/word/2010/wordprocessingCanvas" xmlns:cx="http://schemas.microsoft.com/office/drawing/2014/chartex" xmlns:cx1="http://schemas.microsoft.com/office/drawing/2015/9/8/chartex" xmlns:cx2="http://schemas.microsoft.com/office/drawing/2015/10/21/chartex" xmlns:cx3="http://schemas.microsoft.com/office/drawing/2016/5/9/chartex" xmlns:cx4="http://schemas.microsoft.com/office/drawing/2016/5/10/chartex" xmlns:cx5="http://schemas.microsoft.com/office/drawing/2016/5/11/chartex" xmlns:cx6="http://schemas.microsoft.com/office/drawing/2016/5/12/chartex" xmlns:cx7="http://schemas.microsoft.com/office/drawing/2016/5/13/chartex" xmlns:cx8="http://schemas.microsoft.com/office/drawing/2016/5/14/chartex" xmlns:mc="http://schemas.openxmlformats.org/markup-compatibility/2006" xmlns:aink="http://schemas.microsoft.com/office/drawing/2016/ink" xmlns:am3d="http://schemas.microsoft.com/office/drawing/2017/model3d" xmlns:o="urn:schemas-microsoft-com:office:office" xmlns:oel="http://schemas.microsoft.com/office/2019/extlst" xmlns:r="http://schemas.openxmlformats.org/officeDocument/2006/relationships" xmlns:m="http://schemas.openxmlformats.org/officeDocument/2006/math" xmlns:v="urn:schemas-microsoft-com:vml" xmlns:wp14="http://schemas.microsoft.com/office/word/2010/wordprocessingDrawing" xmlns:wp="http://schemas.openxmlformats.org/drawingml/2006/wordprocessingDrawing" xmlns:w10="urn:schemas-microsoft-com:office:word" xmlns:w="http://schemas.openxmlformats.org/wordprocessingml/2006/main" xmlns:w14="http://schemas.microsoft.com/office/word/2010/wordml" xmlns:w15="http://schemas.microsoft.com/office/word/2012/wordml" xmlns:w16cex="http://schemas.microsoft.com/office/word/2018/wordml/cex" xmlns:w16cid="http://schemas.microsoft.com/office/word/2016/wordml/cid" xmlns:w16="http://schemas.microsoft.com/office/word/2018/wordml" xmlns:w16du="http://schemas.microsoft.com/office/word/2023/wordml/word16du" xmlns:w16sdtdh="http://schemas.microsoft.com/office/word/2020/wordml/sdtdatahash" xmlns:w16sdtfl="http://schemas.microsoft.com/office/word/2024/wordml/sdtformatlock" xmlns:w16se="http://schemas.microsoft.com/office/word/2015/wordml/symex" xmlns:wpg="http://schemas.microsoft.com/office/word/2010/wordprocessingGroup" xmlns:wpi="http://schemas.microsoft.com/office/word/2010/wordprocessingInk" xmlns:wne="http://schemas.microsoft.com/office/word/2006/wordml" xmlns:wps="http://schemas.microsoft.com/office/word/2010/wordprocessingShape" mc:Ignorable="w14 w15 w16se w16cid w16 w16cex w16sdtdh w16sdtfl w16du wp14">
   <w:p>
     <w:pPr>
       <w:pStyle w:val="ab"/>
       <w:ind w:firstLine="360"/>
+      <w:rPr>
+        <w:rFonts w:hint="eastAsia"/>
+      </w:rPr>
     </w:pPr>
   </w:p>
 </w:hdr>
 </file>
 
 <file path=word/header2.xml><?xml version="1.0" encoding="utf-8"?>
-<w:hdr xmlns:wpc="http://schemas.microsoft.com/office/word/2010/wordprocessingCanvas" xmlns:cx="http://schemas.microsoft.com/office/drawing/2014/chartex" xmlns:cx1="http://schemas.microsoft.com/office/drawing/2015/9/8/chartex" xmlns:cx2="http://schemas.microsoft.com/office/drawing/2015/10/21/chartex" xmlns:cx3="http://schemas.microsoft.com/office/drawing/2016/5/9/chartex" xmlns:cx4="http://schemas.microsoft.com/office/drawing/2016/5/10/chartex" xmlns:cx5="http://schemas.microsoft.com/office/drawing/2016/5/11/chartex" xmlns:cx6="http://schemas.microsoft.com/office/drawing/2016/5/12/chartex" xmlns:cx7="http://schemas.microsoft.com/office/drawing/2016/5/13/chartex" xmlns:cx8="http://schemas.microsoft.com/office/drawing/2016/5/14/chartex" xmlns:mc="http://schemas.openxmlformats.org/markup-compatibility/2006" xmlns:aink="http://schemas.microsoft.com/office/drawing/2016/ink" xmlns:am3d="http://schemas.microsoft.com/office/drawing/2017/model3d" xmlns:o="urn:schemas-microsoft-com:office:office" xmlns:oel="http://schemas.microsoft.com/office/2019/extlst" xmlns:r="http://schemas.openxmlformats.org/officeDocument/2006/relationships" xmlns:m="http://schemas.openxmlformats.org/officeDocument/2006/math" xmlns:v="urn:schemas-microsoft-com:vml" xmlns:wp14="http://schemas.microsoft.com/office/word/2010/wordprocessingDrawing" xmlns:wp="http://schemas.openxmlformats.org/drawingml/2006/wordprocessingDrawing" xmlns:w10="urn:schemas-microsoft-com:office:word" xmlns:w="http://schemas.openxmlformats.org/wordprocessingml/2006/main" xmlns:w14="http://schemas.microsoft.com/office/word/2010/wordml" xmlns:w15="http://schemas.microsoft.com/office/word/2012/wordml" xmlns:w16cex="http://schemas.microsoft.com/office/word/2018/wordml/cex" xmlns:w16cid="http://schemas.microsoft.com/office/word/2016/wordml/cid" xmlns:w16="http://schemas.microsoft.com/office/word/2018/wordml" xmlns:w16du="http://schemas.microsoft.com/office/word/2023/wordml/word16du" xmlns:w16sdtdh="http://schemas.microsoft.com/office/word/2020/wordml/sdtdatahash" xmlns:w16se="http://schemas.microsoft.com/office/word/2015/wordml/symex" xmlns:wpg="http://schemas.microsoft.com/office/word/2010/wordprocessingGroup" xmlns:wpi="http://schemas.microsoft.com/office/word/2010/wordprocessingInk" xmlns:wne="http://schemas.microsoft.com/office/word/2006/wordml" xmlns:wps="http://schemas.microsoft.com/office/word/2010/wordprocessingShape" mc:Ignorable="w14 w15 w16se w16cid w16 w16cex w16sdtdh w16du wp14">
+<w:hdr xmlns:wpc="http://schemas.microsoft.com/office/word/2010/wordprocessingCanvas" xmlns:cx="http://schemas.microsoft.com/office/drawing/2014/chartex" xmlns:cx1="http://schemas.microsoft.com/office/drawing/2015/9/8/chartex" xmlns:cx2="http://schemas.microsoft.com/office/drawing/2015/10/21/chartex" xmlns:cx3="http://schemas.microsoft.com/office/drawing/2016/5/9/chartex" xmlns:cx4="http://schemas.microsoft.com/office/drawing/2016/5/10/chartex" xmlns:cx5="http://schemas.microsoft.com/office/drawing/2016/5/11/chartex" xmlns:cx6="http://schemas.microsoft.com/office/drawing/2016/5/12/chartex" xmlns:cx7="http://schemas.microsoft.com/office/drawing/2016/5/13/chartex" xmlns:cx8="http://schemas.microsoft.com/office/drawing/2016/5/14/chartex" xmlns:mc="http://schemas.openxmlformats.org/markup-compatibility/2006" xmlns:aink="http://schemas.microsoft.com/office/drawing/2016/ink" xmlns:am3d="http://schemas.microsoft.com/office/drawing/2017/model3d" xmlns:o="urn:schemas-microsoft-com:office:office" xmlns:oel="http://schemas.microsoft.com/office/2019/extlst" xmlns:r="http://schemas.openxmlformats.org/officeDocument/2006/relationships" xmlns:m="http://schemas.openxmlformats.org/officeDocument/2006/math" xmlns:v="urn:schemas-microsoft-com:vml" xmlns:wp14="http://schemas.microsoft.com/office/word/2010/wordprocessingDrawing" xmlns:wp="http://schemas.openxmlformats.org/drawingml/2006/wordprocessingDrawing" xmlns:w10="urn:schemas-microsoft-com:office:word" xmlns:w="http://schemas.openxmlformats.org/wordprocessingml/2006/main" xmlns:w14="http://schemas.microsoft.com/office/word/2010/wordml" xmlns:w15="http://schemas.microsoft.com/office/word/2012/wordml" xmlns:w16cex="http://schemas.microsoft.com/office/word/2018/wordml/cex" xmlns:w16cid="http://schemas.microsoft.com/office/word/2016/wordml/cid" xmlns:w16="http://schemas.microsoft.com/office/word/2018/wordml" xmlns:w16du="http://schemas.microsoft.com/office/word/2023/wordml/word16du" xmlns:w16sdtdh="http://schemas.microsoft.com/office/word/2020/wordml/sdtdatahash" xmlns:w16sdtfl="http://schemas.microsoft.com/office/word/2024/wordml/sdtformatlock" xmlns:w16se="http://schemas.microsoft.com/office/word/2015/wordml/symex" xmlns:wpg="http://schemas.microsoft.com/office/word/2010/wordprocessingGroup" xmlns:wpi="http://schemas.microsoft.com/office/word/2010/wordprocessingInk" xmlns:wne="http://schemas.microsoft.com/office/word/2006/wordml" xmlns:wps="http://schemas.microsoft.com/office/word/2010/wordprocessingShape" mc:Ignorable="w14 w15 w16se w16cid w16 w16cex w16sdtdh w16sdtfl w16du wp14">
   <w:p>
     <w:pPr>
       <w:pStyle w:val="ab"/>
       <w:ind w:firstLineChars="0" w:firstLine="0"/>
+      <w:rPr>
+        <w:rFonts w:hint="eastAsia"/>
+      </w:rPr>
     </w:pPr>
   </w:p>
 </w:hdr>
 </file>
 
 <file path=word/header3.xml><?xml version="1.0" encoding="utf-8"?>
-<w:hdr xmlns:wpc="http://schemas.microsoft.com/office/word/2010/wordprocessingCanvas" xmlns:cx="http://schemas.microsoft.com/office/drawing/2014/chartex" xmlns:cx1="http://schemas.microsoft.com/office/drawing/2015/9/8/chartex" xmlns:cx2="http://schemas.microsoft.com/office/drawing/2015/10/21/chartex" xmlns:cx3="http://schemas.microsoft.com/office/drawing/2016/5/9/chartex" xmlns:cx4="http://schemas.microsoft.com/office/drawing/2016/5/10/chartex" xmlns:cx5="http://schemas.microsoft.com/office/drawing/2016/5/11/chartex" xmlns:cx6="http://schemas.microsoft.com/office/drawing/2016/5/12/chartex" xmlns:cx7="http://schemas.microsoft.com/office/drawing/2016/5/13/chartex" xmlns:cx8="http://schemas.microsoft.com/office/drawing/2016/5/14/chartex" xmlns:mc="http://schemas.openxmlformats.org/markup-compatibility/2006" xmlns:aink="http://schemas.microsoft.com/office/drawing/2016/ink" xmlns:am3d="http://schemas.microsoft.com/office/drawing/2017/model3d" xmlns:o="urn:schemas-microsoft-com:office:office" xmlns:oel="http://schemas.microsoft.com/office/2019/extlst" xmlns:r="http://schemas.openxmlformats.org/officeDocument/2006/relationships" xmlns:m="http://schemas.openxmlformats.org/officeDocument/2006/math" xmlns:v="urn:schemas-microsoft-com:vml" xmlns:wp14="http://schemas.microsoft.com/office/word/2010/wordprocessingDrawing" xmlns:wp="http://schemas.openxmlformats.org/drawingml/2006/wordprocessingDrawing" xmlns:w10="urn:schemas-microsoft-com:office:word" xmlns:w="http://schemas.openxmlformats.org/wordprocessingml/2006/main" xmlns:w14="http://schemas.microsoft.com/office/word/2010/wordml" xmlns:w15="http://schemas.microsoft.com/office/word/2012/wordml" xmlns:w16cex="http://schemas.microsoft.com/office/word/2018/wordml/cex" xmlns:w16cid="http://schemas.microsoft.com/office/word/2016/wordml/cid" xmlns:w16="http://schemas.microsoft.com/office/word/2018/wordml" xmlns:w16du="http://schemas.microsoft.com/office/word/2023/wordml/word16du" xmlns:w16sdtdh="http://schemas.microsoft.com/office/word/2020/wordml/sdtdatahash" xmlns:w16se="http://schemas.microsoft.com/office/word/2015/wordml/symex" xmlns:wpg="http://schemas.microsoft.com/office/word/2010/wordprocessingGroup" xmlns:wpi="http://schemas.microsoft.com/office/word/2010/wordprocessingInk" xmlns:wne="http://schemas.microsoft.com/office/word/2006/wordml" xmlns:wps="http://schemas.microsoft.com/office/word/2010/wordprocessingShape" mc:Ignorable="w14 w15 w16se w16cid w16 w16cex w16sdtdh w16du wp14">
+<w:hdr xmlns:wpc="http://schemas.microsoft.com/office/word/2010/wordprocessingCanvas" xmlns:cx="http://schemas.microsoft.com/office/drawing/2014/chartex" xmlns:cx1="http://schemas.microsoft.com/office/drawing/2015/9/8/chartex" xmlns:cx2="http://schemas.microsoft.com/office/drawing/2015/10/21/chartex" xmlns:cx3="http://schemas.microsoft.com/office/drawing/2016/5/9/chartex" xmlns:cx4="http://schemas.microsoft.com/office/drawing/2016/5/10/chartex" xmlns:cx5="http://schemas.microsoft.com/office/drawing/2016/5/11/chartex" xmlns:cx6="http://schemas.microsoft.com/office/drawing/2016/5/12/chartex" xmlns:cx7="http://schemas.microsoft.com/office/drawing/2016/5/13/chartex" xmlns:cx8="http://schemas.microsoft.com/office/drawing/2016/5/14/chartex" xmlns:mc="http://schemas.openxmlformats.org/markup-compatibility/2006" xmlns:aink="http://schemas.microsoft.com/office/drawing/2016/ink" xmlns:am3d="http://schemas.microsoft.com/office/drawing/2017/model3d" xmlns:o="urn:schemas-microsoft-com:office:office" xmlns:oel="http://schemas.microsoft.com/office/2019/extlst" xmlns:r="http://schemas.openxmlformats.org/officeDocument/2006/relationships" xmlns:m="http://schemas.openxmlformats.org/officeDocument/2006/math" xmlns:v="urn:schemas-microsoft-com:vml" xmlns:wp14="http://schemas.microsoft.com/office/word/2010/wordprocessingDrawing" xmlns:wp="http://schemas.openxmlformats.org/drawingml/2006/wordprocessingDrawing" xmlns:w10="urn:schemas-microsoft-com:office:word" xmlns:w="http://schemas.openxmlformats.org/wordprocessingml/2006/main" xmlns:w14="http://schemas.microsoft.com/office/word/2010/wordml" xmlns:w15="http://schemas.microsoft.com/office/word/2012/wordml" xmlns:w16cex="http://schemas.microsoft.com/office/word/2018/wordml/cex" xmlns:w16cid="http://schemas.microsoft.com/office/word/2016/wordml/cid" xmlns:w16="http://schemas.microsoft.com/office/word/2018/wordml" xmlns:w16du="http://schemas.microsoft.com/office/word/2023/wordml/word16du" xmlns:w16sdtdh="http://schemas.microsoft.com/office/word/2020/wordml/sdtdatahash" xmlns:w16sdtfl="http://schemas.microsoft.com/office/word/2024/wordml/sdtformatlock" xmlns:w16se="http://schemas.microsoft.com/office/word/2015/wordml/symex" xmlns:wpg="http://schemas.microsoft.com/office/word/2010/wordprocessingGroup" xmlns:wpi="http://schemas.microsoft.com/office/word/2010/wordprocessingInk" xmlns:wne="http://schemas.microsoft.com/office/word/2006/wordml" xmlns:wps="http://schemas.microsoft.com/office/word/2010/wordprocessingShape" mc:Ignorable="w14 w15 w16se w16cid w16 w16cex w16sdtdh w16sdtfl w16du wp14">
   <w:p>
     <w:pPr>
       <w:pStyle w:val="ab"/>
       <w:ind w:firstLine="360"/>
+      <w:rPr>
+        <w:rFonts w:hint="eastAsia"/>
+      </w:rPr>
     </w:pPr>
   </w:p>
 </w:hdr>
 </file>
 
 <file path=word/numbering.xml><?xml version="1.0" encoding="utf-8"?>
-<w:numbering xmlns:wpc="http://schemas.microsoft.com/office/word/2010/wordprocessingCanvas" xmlns:cx="http://schemas.microsoft.com/office/drawing/2014/chartex" xmlns:cx1="http://schemas.microsoft.com/office/drawing/2015/9/8/chartex" xmlns:cx2="http://schemas.microsoft.com/office/drawing/2015/10/21/chartex" xmlns:cx3="http://schemas.microsoft.com/office/drawing/2016/5/9/chartex" xmlns:cx4="http://schemas.microsoft.com/office/drawing/2016/5/10/chartex" xmlns:cx5="http://schemas.microsoft.com/office/drawing/2016/5/11/chartex" xmlns:cx6="http://schemas.microsoft.com/office/drawing/2016/5/12/chartex" xmlns:cx7="http://schemas.microsoft.com/office/drawing/2016/5/13/chartex" xmlns:cx8="http://schemas.microsoft.com/office/drawing/2016/5/14/chartex" xmlns:mc="http://schemas.openxmlformats.org/markup-compatibility/2006" xmlns:aink="http://schemas.microsoft.com/office/drawing/2016/ink" xmlns:am3d="http://schemas.microsoft.com/office/drawing/2017/model3d" xmlns:o="urn:schemas-microsoft-com:office:office" xmlns:oel="http://schemas.microsoft.com/office/2019/extlst" xmlns:r="http://schemas.openxmlformats.org/officeDocument/2006/relationships" xmlns:m="http://schemas.openxmlformats.org/officeDocument/2006/math" xmlns:v="urn:schemas-microsoft-com:vml" xmlns:wp14="http://schemas.microsoft.com/office/word/2010/wordprocessingDrawing" xmlns:wp="http://schemas.openxmlformats.org/drawingml/2006/wordprocessingDrawing" xmlns:w10="urn:schemas-microsoft-com:office:word" xmlns:w="http://schemas.openxmlformats.org/wordprocessingml/2006/main" xmlns:w14="http://schemas.microsoft.com/office/word/2010/wordml" xmlns:w15="http://schemas.microsoft.com/office/word/2012/wordml" xmlns:w16cex="http://schemas.microsoft.com/office/word/2018/wordml/cex" xmlns:w16cid="http://schemas.microsoft.com/office/word/2016/wordml/cid" xmlns:w16="http://schemas.microsoft.com/office/word/2018/wordml" xmlns:w16du="http://schemas.microsoft.com/office/word/2023/wordml/word16du" xmlns:w16sdtdh="http://schemas.microsoft.com/office/word/2020/wordml/sdtdatahash" xmlns:w16se="http://schemas.microsoft.com/office/word/2015/wordml/symex" xmlns:wpg="http://schemas.microsoft.com/office/word/2010/wordprocessingGroup" xmlns:wpi="http://schemas.microsoft.com/office/word/2010/wordprocessingInk" xmlns:wne="http://schemas.microsoft.com/office/word/2006/wordml" xmlns:wps="http://schemas.microsoft.com/office/word/2010/wordprocessingShape" mc:Ignorable="w14 w15 w16se w16cid w16 w16cex w16sdtdh w16du wp14">
+<w:numbering xmlns:wpc="http://schemas.microsoft.com/office/word/2010/wordprocessingCanvas" xmlns:cx="http://schemas.microsoft.com/office/drawing/2014/chartex" xmlns:cx1="http://schemas.microsoft.com/office/drawing/2015/9/8/chartex" xmlns:cx2="http://schemas.microsoft.com/office/drawing/2015/10/21/chartex" xmlns:cx3="http://schemas.microsoft.com/office/drawing/2016/5/9/chartex" xmlns:cx4="http://schemas.microsoft.com/office/drawing/2016/5/10/chartex" xmlns:cx5="http://schemas.microsoft.com/office/drawing/2016/5/11/chartex" xmlns:cx6="http://schemas.microsoft.com/office/drawing/2016/5/12/chartex" xmlns:cx7="http://schemas.microsoft.com/office/drawing/2016/5/13/chartex" xmlns:cx8="http://schemas.microsoft.com/office/drawing/2016/5/14/chartex" xmlns:mc="http://schemas.openxmlformats.org/markup-compatibility/2006" xmlns:aink="http://schemas.microsoft.com/office/drawing/2016/ink" xmlns:am3d="http://schemas.microsoft.com/office/drawing/2017/model3d" xmlns:o="urn:schemas-microsoft-com:office:office" xmlns:oel="http://schemas.microsoft.com/office/2019/extlst" xmlns:r="http://schemas.openxmlformats.org/officeDocument/2006/relationships" xmlns:m="http://schemas.openxmlformats.org/officeDocument/2006/math" xmlns:v="urn:schemas-microsoft-com:vml" xmlns:wp14="http://schemas.microsoft.com/office/word/2010/wordprocessingDrawing" xmlns:wp="http://schemas.openxmlformats.org/drawingml/2006/wordprocessingDrawing" xmlns:w10="urn:schemas-microsoft-com:office:word" xmlns:w="http://schemas.openxmlformats.org/wordprocessingml/2006/main" xmlns:w14="http://schemas.microsoft.com/office/word/2010/wordml" xmlns:w15="http://schemas.microsoft.com/office/word/2012/wordml" xmlns:w16cex="http://schemas.microsoft.com/office/word/2018/wordml/cex" xmlns:w16cid="http://schemas.microsoft.com/office/word/2016/wordml/cid" xmlns:w16="http://schemas.microsoft.com/office/word/2018/wordml" xmlns:w16du="http://schemas.microsoft.com/office/word/2023/wordml/word16du" xmlns:w16sdtdh="http://schemas.microsoft.com/office/word/2020/wordml/sdtdatahash" xmlns:w16sdtfl="http://schemas.microsoft.com/office/word/2024/wordml/sdtformatlock" xmlns:w16se="http://schemas.microsoft.com/office/word/2015/wordml/symex" xmlns:wpg="http://schemas.microsoft.com/office/word/2010/wordprocessingGroup" xmlns:wpi="http://schemas.microsoft.com/office/word/2010/wordprocessingInk" xmlns:wne="http://schemas.microsoft.com/office/word/2006/wordml" xmlns:wps="http://schemas.microsoft.com/office/word/2010/wordprocessingShape" mc:Ignorable="w14 w15 w16se w16cid w16 w16cex w16sdtdh w16sdtfl w16du wp14">
   <w:abstractNum w:abstractNumId="0" w15:restartNumberingAfterBreak="0">
     <w:nsid w:val="13210E99"/>
     <w:multiLevelType w:val="multilevel"/>
@@ -1982,7 +2061,7 @@
 </file>
 
 <file path=word/styles.xml><?xml version="1.0" encoding="utf-8"?>
-<w:styles xmlns:mc="http://schemas.openxmlformats.org/markup-compatibility/2006" xmlns:r="http://schemas.openxmlformats.org/officeDocument/2006/relationships" xmlns:w="http://schemas.openxmlformats.org/wordprocessingml/2006/main" xmlns:w14="http://schemas.microsoft.com/office/word/2010/wordml" xmlns:w15="http://schemas.microsoft.com/office/word/2012/wordml" xmlns:w16cex="http://schemas.microsoft.com/office/word/2018/wordml/cex" xmlns:w16cid="http://schemas.microsoft.com/office/word/2016/wordml/cid" xmlns:w16="http://schemas.microsoft.com/office/word/2018/wordml" xmlns:w16du="http://schemas.microsoft.com/office/word/2023/wordml/word16du" xmlns:w16sdtdh="http://schemas.microsoft.com/office/word/2020/wordml/sdtdatahash" xmlns:w16se="http://schemas.microsoft.com/office/word/2015/wordml/symex" mc:Ignorable="w14 w15 w16se w16cid w16 w16cex w16sdtdh w16du">
+<w:styles xmlns:mc="http://schemas.openxmlformats.org/markup-compatibility/2006" xmlns:r="http://schemas.openxmlformats.org/officeDocument/2006/relationships" xmlns:w="http://schemas.openxmlformats.org/wordprocessingml/2006/main" xmlns:w14="http://schemas.microsoft.com/office/word/2010/wordml" xmlns:w15="http://schemas.microsoft.com/office/word/2012/wordml" xmlns:w16cex="http://schemas.microsoft.com/office/word/2018/wordml/cex" xmlns:w16cid="http://schemas.microsoft.com/office/word/2016/wordml/cid" xmlns:w16="http://schemas.microsoft.com/office/word/2018/wordml" xmlns:w16du="http://schemas.microsoft.com/office/word/2023/wordml/word16du" xmlns:w16sdtdh="http://schemas.microsoft.com/office/word/2020/wordml/sdtdatahash" xmlns:w16sdtfl="http://schemas.microsoft.com/office/word/2024/wordml/sdtformatlock" xmlns:w16se="http://schemas.microsoft.com/office/word/2015/wordml/symex" mc:Ignorable="w14 w15 w16se w16cid w16 w16cex w16sdtdh w16sdtfl w16du">
   <w:docDefaults>
     <w:rPrDefault>
       <w:rPr>
